--- a/Resultados_Redis.docx
+++ b/Resultados_Redis.docx
@@ -427,7 +427,7 @@
         </w:rPr>
         <w:t>127.0.0.1:6379&gt; PTTL sessao</w:t>
         <w:br/>
-        <w:t>(integer) 5000</w:t>
+        <w:t>(integer) 4999</w:t>
         <w:br/>
       </w:r>
     </w:p>
